--- a/policies/build/sop_record_masters/PRE/SOP_PRE.5.a_to_d_information_expected_costs.docx
+++ b/policies/build/sop_record_masters/PRE/SOP_PRE.5.a_to_d_information_expected_costs.docx
@@ -208,12 +208,6 @@
     </w:p>
     <w:p>
       <w:r>
-        <w:rPr>
-          <w:i/>
-        </w:rPr>
-        <w:t xml:space="preserve">Why: </w:t>
-      </w:r>
-      <w:r>
         <w:t>so a patient's expectation of cost is set honestly before they commit to care, not discovered only at the billing counter.</w:t>
       </w:r>
     </w:p>
@@ -231,12 +225,6 @@
       </w:r>
     </w:p>
     <w:p>
-      <w:r>
-        <w:rPr>
-          <w:i/>
-        </w:rPr>
-        <w:t xml:space="preserve">Why: </w:t>
-      </w:r>
       <w:r>
         <w:t>a pricing policy that only billing staff know about is not awareness -- the patient has to actually be told before the bill arrives, not handed it afterward as a surprise.</w:t>
       </w:r>
@@ -314,12 +302,6 @@
     </w:p>
     <w:p>
       <w:r>
-        <w:rPr>
-          <w:i/>
-        </w:rPr>
-        <w:t xml:space="preserve">Why: </w:t>
-      </w:r>
-      <w:r>
         <w:t>A patient who finds out the pricing structure only after the bill arrives had no real chance to plan for it.</w:t>
       </w:r>
     </w:p>
@@ -343,12 +325,6 @@
     </w:p>
     <w:p>
       <w:r>
-        <w:rPr>
-          <w:i/>
-        </w:rPr>
-        <w:t xml:space="preserve">Why: </w:t>
-      </w:r>
-      <w:r>
         <w:t>A tariff that exists but can only be seen with an accounts-office escort is not actually available to the patient who needs to see it.</w:t>
       </w:r>
     </w:p>
@@ -366,12 +342,6 @@
       </w:r>
     </w:p>
     <w:p>
-      <w:r>
-        <w:rPr>
-          <w:i/>
-        </w:rPr>
-        <w:t xml:space="preserve">Why: </w:t>
-      </w:r>
       <w:r>
         <w:t>"Charges extra" with no figure and no route to the tariff tells the patient nothing useful -- it is not an explanation, it is a warning with the actual information left out.</w:t>
       </w:r>
@@ -395,12 +365,6 @@
       </w:r>
     </w:p>
     <w:p>
-      <w:r>
-        <w:rPr>
-          <w:i/>
-        </w:rPr>
-        <w:t xml:space="preserve">Why: </w:t>
-      </w:r>
       <w:r>
         <w:t>A family who learns about a cost change only at the final bill had no chance to ask questions or plan for it while the plan was still being decided.</w:t>
       </w:r>
